--- a/backend/word_templates/工程类/集团外工程/机械租赁/单一来源/10.用章申请表.docx
+++ b/backend/word_templates/工程类/集团外工程/机械租赁/单一来源/10.用章申请表.docx
@@ -942,6 +942,7 @@
                 <w:rFonts w:hint="eastAsia" w:ascii="宋体" w:hAnsi="宋体" w:eastAsia="宋体" w:cs="宋体"/>
                 <w:b w:val="0"/>
                 <w:bCs/>
+                <w:color w:val="0000FF"/>
                 <w:sz w:val="21"/>
                 <w:szCs w:val="24"/>
                 <w:vertAlign w:val="baseline"/>
@@ -961,6 +962,7 @@
                 <w:rFonts w:hint="eastAsia" w:ascii="宋体" w:hAnsi="宋体" w:eastAsia="宋体" w:cs="宋体"/>
                 <w:b w:val="0"/>
                 <w:bCs/>
+                <w:color w:val="0000FF"/>
                 <w:sz w:val="21"/>
                 <w:szCs w:val="24"/>
                 <w:vertAlign w:val="baseline"/>
@@ -972,6 +974,7 @@
                 <w:rFonts w:hint="eastAsia" w:ascii="宋体" w:hAnsi="宋体" w:eastAsia="宋体" w:cs="宋体"/>
                 <w:b w:val="0"/>
                 <w:bCs/>
+                <w:color w:val="0000FF"/>
                 <w:sz w:val="21"/>
                 <w:szCs w:val="24"/>
                 <w:vertAlign w:val="baseline"/>
@@ -1002,15 +1005,14 @@
                 <w:rFonts w:hint="eastAsia" w:ascii="宋体" w:hAnsi="宋体" w:eastAsia="宋体" w:cs="宋体"/>
                 <w:b w:val="0"/>
                 <w:bCs/>
+                <w:color w:val="0000FF"/>
                 <w:sz w:val="21"/>
                 <w:szCs w:val="24"/>
                 <w:vertAlign w:val="baseline"/>
                 <w:lang w:val="en-US" w:eastAsia="zh-CN"/>
               </w:rPr>
-              <w:t>{{chengjiao_jine</w:t>
-            </w:r>
-            <w:bookmarkStart w:id="0" w:name="_GoBack"/>
-            <w:bookmarkEnd w:id="0"/>
+              <w:t>{{chengjiao_jine}}</w:t>
+            </w:r>
             <w:r>
               <w:rPr>
                 <w:rFonts w:hint="eastAsia" w:ascii="宋体" w:hAnsi="宋体" w:eastAsia="宋体" w:cs="宋体"/>
@@ -1021,7 +1023,7 @@
                 <w:vertAlign w:val="baseline"/>
                 <w:lang w:val="en-US" w:eastAsia="zh-CN"/>
               </w:rPr>
-              <w:t>}}元</w:t>
+              <w:t>元</w:t>
             </w:r>
           </w:p>
         </w:tc>
@@ -1167,13 +1169,15 @@
             <w:r>
               <w:rPr>
                 <w:rFonts w:hint="eastAsia" w:ascii="仿宋_GB2312" w:hAnsi="仿宋_GB2312" w:eastAsia="仿宋_GB2312" w:cs="仿宋_GB2312"/>
-                <w:color w:val="auto"/>
+                <w:color w:val="0000FF"/>
                 <w:sz w:val="24"/>
                 <w:highlight w:val="none"/>
                 <w:lang w:val="en-US" w:eastAsia="zh-CN"/>
               </w:rPr>
               <w:t>{{rank1}}</w:t>
             </w:r>
+            <w:bookmarkStart w:id="0" w:name="_GoBack"/>
+            <w:bookmarkEnd w:id="0"/>
           </w:p>
         </w:tc>
       </w:tr>
@@ -2069,7 +2073,7 @@
     <w:lsdException w:unhideWhenUsed="0" w:uiPriority="0" w:semiHidden="0" w:name="Signature"/>
     <w:lsdException w:qFormat="1" w:unhideWhenUsed="0" w:uiPriority="0" w:name="Default Paragraph Font"/>
     <w:lsdException w:qFormat="1" w:unhideWhenUsed="0" w:uiPriority="0" w:semiHidden="0" w:name="Body Text"/>
-    <w:lsdException w:unhideWhenUsed="0" w:uiPriority="0" w:semiHidden="0" w:name="Body Text Indent"/>
+    <w:lsdException w:qFormat="1" w:unhideWhenUsed="0" w:uiPriority="0" w:semiHidden="0" w:name="Body Text Indent"/>
     <w:lsdException w:unhideWhenUsed="0" w:uiPriority="0" w:semiHidden="0" w:name="List Continue"/>
     <w:lsdException w:unhideWhenUsed="0" w:uiPriority="0" w:semiHidden="0" w:name="List Continue 2"/>
     <w:lsdException w:unhideWhenUsed="0" w:uiPriority="0" w:semiHidden="0" w:name="List Continue 3"/>
@@ -2344,6 +2348,7 @@
   <w:style w:type="paragraph" w:styleId="5">
     <w:name w:val="Body Text Indent"/>
     <w:basedOn w:val="1"/>
+    <w:qFormat/>
     <w:uiPriority w:val="0"/>
     <w:pPr>
       <w:ind w:firstLine="640" w:firstLineChars="200"/>
